--- a/docs/ASG_Airlines_Documentation.docx
+++ b/docs/ASG_Airlines_Documentation.docx
@@ -6181,7 +6181,16 @@
         <w:rPr>
           <w:color w:val="1F3A5F"/>
         </w:rPr>
-        <w:t>10. KPI Results</w:t>
+        <w:t>10. Pipeline KPI Results</w:t>
+      </w:r>
+    </w:p>
+    <w:p>
+      <w:r>
+        <w:rPr>
+          <w:b w:val="0"/>
+          <w:i w:val="0"/>
+        </w:rPr>
+        <w:t>Produced by running python -m src.pipeline against the source workbook. These are the figures written to data/gold/kpi_headline.csv.</w:t>
       </w:r>
     </w:p>
     <w:tbl>
@@ -6602,7 +6611,12 @@
           <w:b w:val="0"/>
           <w:i w:val="0"/>
         </w:rPr>
-        <w:t>The measurable substitute is duration anomaly detection, which is what was built and what the Anomaly Insights dashboard page presents. Ingesting a schedule feed with a scheduled_departure_time column would enable genuine delay metrics with no change to the pipeline's shape - the column simply joins onto dim_flight.</w:t>
+        <w:t>The measurable substitute is duration anomaly detection, which is what was built and what the Data Quality &amp; Anomalies dashboard page presents. Ingesting a schedule feed with a scheduled_departure_time column would enable genuine delay metrics with no change to the pipeline's shape - the column simply joins onto the flight dimension.</w:t>
+      </w:r>
+    </w:p>
+    <w:p>
+      <w:r>
+        <w:br w:type="page"/>
       </w:r>
     </w:p>
     <w:p>
@@ -6613,7 +6627,573 @@
         <w:rPr>
           <w:color w:val="1F3A5F"/>
         </w:rPr>
-        <w:t>11. Error Handling, Logging and Auditability</w:t>
+        <w:t>11. Power BI Dashboard</w:t>
+      </w:r>
+    </w:p>
+    <w:p>
+      <w:r>
+        <w:rPr>
+          <w:b w:val="0"/>
+          <w:i w:val="0"/>
+        </w:rPr>
+        <w:t>Four pages, each answering a distinct operational question, built on the curated output of the pipeline. Every page carries slicers for airline, route and booking month. The report file is powerbi/asg_airlines_dashboard.pbix.</w:t>
+      </w:r>
+    </w:p>
+    <w:p>
+      <w:pPr>
+        <w:pStyle w:val="Heading2"/>
+      </w:pPr>
+      <w:r>
+        <w:rPr>
+          <w:color w:val="1F3A5F"/>
+        </w:rPr>
+        <w:t>11.1 Page 1 - Executive Overview</w:t>
+      </w:r>
+    </w:p>
+    <w:p>
+      <w:r>
+        <w:rPr>
+          <w:b/>
+          <w:i w:val="0"/>
+        </w:rPr>
+        <w:t>Executive Overview</w:t>
+      </w:r>
+    </w:p>
+    <w:p>
+      <w:pPr>
+        <w:jc w:val="center"/>
+      </w:pPr>
+      <w:r>
+        <w:drawing>
+          <wp:inline xmlns:a="http://schemas.openxmlformats.org/drawingml/2006/main" xmlns:pic="http://schemas.openxmlformats.org/drawingml/2006/picture">
+            <wp:extent cx="5760720" cy="3072968"/>
+            <wp:docPr id="1" name="Picture 1"/>
+            <wp:cNvGraphicFramePr>
+              <a:graphicFrameLocks noChangeAspect="1"/>
+            </wp:cNvGraphicFramePr>
+            <a:graphic>
+              <a:graphicData uri="http://schemas.openxmlformats.org/drawingml/2006/picture">
+                <pic:pic>
+                  <pic:nvPicPr>
+                    <pic:cNvPr id="0" name="page1_executive_overview.png"/>
+                    <pic:cNvPicPr/>
+                  </pic:nvPicPr>
+                  <pic:blipFill>
+                    <a:blip r:embed="rId9"/>
+                    <a:stretch>
+                      <a:fillRect/>
+                    </a:stretch>
+                  </pic:blipFill>
+                  <pic:spPr>
+                    <a:xfrm>
+                      <a:off x="0" y="0"/>
+                      <a:ext cx="5760720" cy="3072968"/>
+                    </a:xfrm>
+                    <a:prstGeom prst="rect"/>
+                  </pic:spPr>
+                </pic:pic>
+              </a:graphicData>
+            </a:graphic>
+          </wp:inline>
+        </w:drawing>
+      </w:r>
+    </w:p>
+    <w:p>
+      <w:r>
+        <w:rPr>
+          <w:i/>
+          <w:sz w:val="18"/>
+        </w:rPr>
+        <w:t>Six KPI cards carry the headline position: 1,003 flights, 164.67 minutes average duration, 1,000 bookings, INR 7.39M in valid revenue, a 31.4 percent cancellation rate and 63.7 percent payment coverage. Flights by airline and bookings by month sit below, with revenue by month across the foot of the page. Airline, route and booking month slicers filter every visual.</w:t>
+      </w:r>
+    </w:p>
+    <w:p/>
+    <w:p>
+      <w:pPr>
+        <w:pStyle w:val="Heading2"/>
+      </w:pPr>
+      <w:r>
+        <w:rPr>
+          <w:color w:val="1F3A5F"/>
+        </w:rPr>
+        <w:t>11.2 Page 2 - Duration &amp; Schedule</w:t>
+      </w:r>
+    </w:p>
+    <w:p>
+      <w:r>
+        <w:rPr>
+          <w:b/>
+          <w:i w:val="0"/>
+        </w:rPr>
+        <w:t>Duration &amp; Schedule Analysis</w:t>
+      </w:r>
+    </w:p>
+    <w:p>
+      <w:pPr>
+        <w:jc w:val="center"/>
+      </w:pPr>
+      <w:r>
+        <w:drawing>
+          <wp:inline xmlns:a="http://schemas.openxmlformats.org/drawingml/2006/main" xmlns:pic="http://schemas.openxmlformats.org/drawingml/2006/picture">
+            <wp:extent cx="5760720" cy="3099542"/>
+            <wp:docPr id="2" name="Picture 2"/>
+            <wp:cNvGraphicFramePr>
+              <a:graphicFrameLocks noChangeAspect="1"/>
+            </wp:cNvGraphicFramePr>
+            <a:graphic>
+              <a:graphicData uri="http://schemas.openxmlformats.org/drawingml/2006/picture">
+                <pic:pic>
+                  <pic:nvPicPr>
+                    <pic:cNvPr id="0" name="page2_duration_schedule.png"/>
+                    <pic:cNvPicPr/>
+                  </pic:nvPicPr>
+                  <pic:blipFill>
+                    <a:blip r:embed="rId10"/>
+                    <a:stretch>
+                      <a:fillRect/>
+                    </a:stretch>
+                  </pic:blipFill>
+                  <pic:spPr>
+                    <a:xfrm>
+                      <a:off x="0" y="0"/>
+                      <a:ext cx="5760720" cy="3099542"/>
+                    </a:xfrm>
+                    <a:prstGeom prst="rect"/>
+                  </pic:spPr>
+                </pic:pic>
+              </a:graphicData>
+            </a:graphic>
+          </wp:inline>
+        </w:drawing>
+      </w:r>
+    </w:p>
+    <w:p>
+      <w:r>
+        <w:rPr>
+          <w:i/>
+          <w:sz w:val="18"/>
+        </w:rPr>
+        <w:t>Answers the core transformation question. Average duration is 164.67 minutes; 12.2 percent of flights cross midnight and 27.0 percent are red-eye departures. Departures by hour of day shows the network's twin peaks. The duration profile by route table gives flights, average duration and duration spread per route, and the flight-level table exposes every corrected record with its correction reason.</w:t>
+      </w:r>
+    </w:p>
+    <w:p/>
+    <w:p>
+      <w:pPr>
+        <w:pStyle w:val="Heading2"/>
+      </w:pPr>
+      <w:r>
+        <w:rPr>
+          <w:color w:val="1F3A5F"/>
+        </w:rPr>
+        <w:t>11.3 Page 3 - Route &amp; Airline Performance</w:t>
+      </w:r>
+    </w:p>
+    <w:p>
+      <w:r>
+        <w:rPr>
+          <w:b/>
+          <w:i w:val="0"/>
+        </w:rPr>
+        <w:t>Route &amp; Airline Operational Performance</w:t>
+      </w:r>
+    </w:p>
+    <w:p>
+      <w:pPr>
+        <w:jc w:val="center"/>
+      </w:pPr>
+      <w:r>
+        <w:drawing>
+          <wp:inline xmlns:a="http://schemas.openxmlformats.org/drawingml/2006/main" xmlns:pic="http://schemas.openxmlformats.org/drawingml/2006/picture">
+            <wp:extent cx="5760720" cy="3088447"/>
+            <wp:docPr id="3" name="Picture 3"/>
+            <wp:cNvGraphicFramePr>
+              <a:graphicFrameLocks noChangeAspect="1"/>
+            </wp:cNvGraphicFramePr>
+            <a:graphic>
+              <a:graphicData uri="http://schemas.openxmlformats.org/drawingml/2006/picture">
+                <pic:pic>
+                  <pic:nvPicPr>
+                    <pic:cNvPr id="0" name="page3_route_airline_performance.png"/>
+                    <pic:cNvPicPr/>
+                  </pic:nvPicPr>
+                  <pic:blipFill>
+                    <a:blip r:embed="rId11"/>
+                    <a:stretch>
+                      <a:fillRect/>
+                    </a:stretch>
+                  </pic:blipFill>
+                  <pic:spPr>
+                    <a:xfrm>
+                      <a:off x="0" y="0"/>
+                      <a:ext cx="5760720" cy="3088447"/>
+                    </a:xfrm>
+                    <a:prstGeom prst="rect"/>
+                  </pic:spPr>
+                </pic:pic>
+              </a:graphicData>
+            </a:graphic>
+          </wp:inline>
+        </w:drawing>
+      </w:r>
+    </w:p>
+    <w:p>
+      <w:r>
+        <w:rPr>
+          <w:i/>
+          <w:sz w:val="18"/>
+        </w:rPr>
+        <w:t>Traffic by route is led by BOM-CCU at 90 flights, followed by CCU-DEL and MAA-BLR. Flight share by airline is close to even. The route performance detail table reconciles to 1,003 flights, 1,000 bookings and INR 73,85,142.98 of valid payments, at an average duration of 164.67 minutes.</w:t>
+      </w:r>
+    </w:p>
+    <w:p/>
+    <w:p>
+      <w:pPr>
+        <w:pStyle w:val="Heading2"/>
+      </w:pPr>
+      <w:r>
+        <w:rPr>
+          <w:color w:val="1F3A5F"/>
+        </w:rPr>
+        <w:t>11.4 Page 4 - Data Quality, Pipeline Audit &amp; Governance</w:t>
+      </w:r>
+    </w:p>
+    <w:p>
+      <w:r>
+        <w:rPr>
+          <w:b/>
+          <w:i w:val="0"/>
+        </w:rPr>
+        <w:t>Data Quality, Pipeline Audit &amp; Governance</w:t>
+      </w:r>
+    </w:p>
+    <w:p>
+      <w:pPr>
+        <w:jc w:val="center"/>
+      </w:pPr>
+      <w:r>
+        <w:drawing>
+          <wp:inline xmlns:a="http://schemas.openxmlformats.org/drawingml/2006/main" xmlns:pic="http://schemas.openxmlformats.org/drawingml/2006/picture">
+            <wp:extent cx="5760720" cy="3118552"/>
+            <wp:docPr id="4" name="Picture 4"/>
+            <wp:cNvGraphicFramePr>
+              <a:graphicFrameLocks noChangeAspect="1"/>
+            </wp:cNvGraphicFramePr>
+            <a:graphic>
+              <a:graphicData uri="http://schemas.openxmlformats.org/drawingml/2006/picture">
+                <pic:pic>
+                  <pic:nvPicPr>
+                    <pic:cNvPr id="0" name="page4_data_quality_anomalies.png"/>
+                    <pic:cNvPicPr/>
+                  </pic:nvPicPr>
+                  <pic:blipFill>
+                    <a:blip r:embed="rId12"/>
+                    <a:stretch>
+                      <a:fillRect/>
+                    </a:stretch>
+                  </pic:blipFill>
+                  <pic:spPr>
+                    <a:xfrm>
+                      <a:off x="0" y="0"/>
+                      <a:ext cx="5760720" cy="3118552"/>
+                    </a:xfrm>
+                    <a:prstGeom prst="rect"/>
+                  </pic:spPr>
+                </pic:pic>
+              </a:graphicData>
+            </a:graphic>
+          </wp:inline>
+        </w:drawing>
+      </w:r>
+    </w:p>
+    <w:p>
+      <w:r>
+        <w:rPr>
+          <w:i/>
+          <w:sz w:val="18"/>
+        </w:rPr>
+        <w:t>The governance page, and the one that carries the delay disclaimer at the top. 714 source issue events are itemised by table, issue and treatment, so every cleaning decision is auditable from the dashboard itself rather than only from the code. One flight was corrected, two bookings remain unresolved, and 30 payments carry an invalid amount.</w:t>
+      </w:r>
+    </w:p>
+    <w:p/>
+    <w:p>
+      <w:r>
+        <w:br w:type="page"/>
+      </w:r>
+    </w:p>
+    <w:p>
+      <w:pPr>
+        <w:pStyle w:val="Heading2"/>
+      </w:pPr>
+      <w:r>
+        <w:rPr>
+          <w:color w:val="1F3A5F"/>
+        </w:rPr>
+        <w:t>11.5 Reconciling the dashboard with the pipeline</w:t>
+      </w:r>
+    </w:p>
+    <w:p>
+      <w:r>
+        <w:rPr>
+          <w:b w:val="0"/>
+          <w:i w:val="0"/>
+        </w:rPr>
+        <w:t>The dashboard reports 1,003 flights; the pipeline in this repository reports 1,004. The difference is one record and one deliberate decision, not an error, and it is documented here so the two artefacts can be read together.</w:t>
+      </w:r>
+    </w:p>
+    <w:tbl>
+      <w:tblPr>
+        <w:tblStyle w:val="LightGrid-Accent1"/>
+        <w:tblW w:type="auto" w:w="0"/>
+        <w:tblLook w:firstColumn="1" w:firstRow="1" w:lastColumn="0" w:lastRow="0" w:noHBand="0" w:noVBand="1" w:val="04A0"/>
+      </w:tblPr>
+      <w:tblGrid>
+        <w:gridCol w:w="2880"/>
+        <w:gridCol w:w="2880"/>
+        <w:gridCol w:w="2880"/>
+      </w:tblGrid>
+      <w:tr>
+        <w:tc>
+          <w:tcPr>
+            <w:tcW w:type="dxa" w:w="2736"/>
+          </w:tcPr>
+          <w:p>
+            <w:r/>
+            <w:r>
+              <w:rPr>
+                <w:b/>
+                <w:sz w:val="19"/>
+              </w:rPr>
+              <w:t>Aspect</w:t>
+            </w:r>
+          </w:p>
+        </w:tc>
+        <w:tc>
+          <w:tcPr>
+            <w:tcW w:type="dxa" w:w="3168"/>
+          </w:tcPr>
+          <w:p>
+            <w:r/>
+            <w:r>
+              <w:rPr>
+                <w:b/>
+                <w:sz w:val="19"/>
+              </w:rPr>
+              <w:t>Pipeline (src/)</w:t>
+            </w:r>
+          </w:p>
+        </w:tc>
+        <w:tc>
+          <w:tcPr>
+            <w:tcW w:type="dxa" w:w="3024"/>
+          </w:tcPr>
+          <w:p>
+            <w:r/>
+            <w:r>
+              <w:rPr>
+                <w:b/>
+                <w:sz w:val="19"/>
+              </w:rPr>
+              <w:t>Dashboard model</w:t>
+            </w:r>
+          </w:p>
+        </w:tc>
+      </w:tr>
+      <w:tr>
+        <w:tc>
+          <w:tcPr>
+            <w:tcW w:type="dxa" w:w="2736"/>
+          </w:tcPr>
+          <w:p>
+            <w:r/>
+            <w:r>
+              <w:rPr>
+                <w:sz w:val="18"/>
+              </w:rPr>
+              <w:t>Conflicting flight_id 6F250</w:t>
+            </w:r>
+          </w:p>
+        </w:tc>
+        <w:tc>
+          <w:tcPr>
+            <w:tcW w:type="dxa" w:w="3168"/>
+          </w:tcPr>
+          <w:p>
+            <w:r/>
+            <w:r>
+              <w:rPr>
+                <w:sz w:val="18"/>
+              </w:rPr>
+              <w:t>First occurrence kept and flagged; second quarantined</w:t>
+            </w:r>
+          </w:p>
+        </w:tc>
+        <w:tc>
+          <w:tcPr>
+            <w:tcW w:type="dxa" w:w="3024"/>
+          </w:tcPr>
+          <w:p>
+            <w:r/>
+            <w:r>
+              <w:rPr>
+                <w:sz w:val="18"/>
+              </w:rPr>
+              <w:t>Both occurrences quarantined</w:t>
+            </w:r>
+          </w:p>
+        </w:tc>
+      </w:tr>
+      <w:tr>
+        <w:tc>
+          <w:tcPr>
+            <w:tcW w:type="dxa" w:w="2736"/>
+          </w:tcPr>
+          <w:p>
+            <w:r/>
+            <w:r>
+              <w:rPr>
+                <w:sz w:val="18"/>
+              </w:rPr>
+              <w:t>Resulting flight count</w:t>
+            </w:r>
+          </w:p>
+        </w:tc>
+        <w:tc>
+          <w:tcPr>
+            <w:tcW w:type="dxa" w:w="3168"/>
+          </w:tcPr>
+          <w:p>
+            <w:r/>
+            <w:r>
+              <w:rPr>
+                <w:sz w:val="18"/>
+              </w:rPr>
+              <w:t>1,004</w:t>
+            </w:r>
+          </w:p>
+        </w:tc>
+        <w:tc>
+          <w:tcPr>
+            <w:tcW w:type="dxa" w:w="3024"/>
+          </w:tcPr>
+          <w:p>
+            <w:r/>
+            <w:r>
+              <w:rPr>
+                <w:sz w:val="18"/>
+              </w:rPr>
+              <w:t>1,003</w:t>
+            </w:r>
+          </w:p>
+        </w:tc>
+      </w:tr>
+      <w:tr>
+        <w:tc>
+          <w:tcPr>
+            <w:tcW w:type="dxa" w:w="2736"/>
+          </w:tcPr>
+          <w:p>
+            <w:r/>
+            <w:r>
+              <w:rPr>
+                <w:sz w:val="18"/>
+              </w:rPr>
+              <w:t>Average duration</w:t>
+            </w:r>
+          </w:p>
+        </w:tc>
+        <w:tc>
+          <w:tcPr>
+            <w:tcW w:type="dxa" w:w="3168"/>
+          </w:tcPr>
+          <w:p>
+            <w:r/>
+            <w:r>
+              <w:rPr>
+                <w:sz w:val="18"/>
+              </w:rPr>
+              <w:t>164.8 min</w:t>
+            </w:r>
+          </w:p>
+        </w:tc>
+        <w:tc>
+          <w:tcPr>
+            <w:tcW w:type="dxa" w:w="3024"/>
+          </w:tcPr>
+          <w:p>
+            <w:r/>
+            <w:r>
+              <w:rPr>
+                <w:sz w:val="18"/>
+              </w:rPr>
+              <w:t>164.67 min</w:t>
+            </w:r>
+          </w:p>
+        </w:tc>
+      </w:tr>
+      <w:tr>
+        <w:tc>
+          <w:tcPr>
+            <w:tcW w:type="dxa" w:w="2736"/>
+          </w:tcPr>
+          <w:p>
+            <w:r/>
+            <w:r>
+              <w:rPr>
+                <w:sz w:val="18"/>
+              </w:rPr>
+              <w:t>Missing / sentinel airline (72 rows)</w:t>
+            </w:r>
+          </w:p>
+        </w:tc>
+        <w:tc>
+          <w:tcPr>
+            <w:tcW w:type="dxa" w:w="3168"/>
+          </w:tcPr>
+          <w:p>
+            <w:r/>
+            <w:r>
+              <w:rPr>
+                <w:sz w:val="18"/>
+              </w:rPr>
+              <w:t>Repaired from the flight_id prefix</w:t>
+            </w:r>
+          </w:p>
+        </w:tc>
+        <w:tc>
+          <w:tcPr>
+            <w:tcW w:type="dxa" w:w="3024"/>
+          </w:tcPr>
+          <w:p>
+            <w:r/>
+            <w:r>
+              <w:rPr>
+                <w:sz w:val="18"/>
+              </w:rPr>
+              <w:t>Retained as an UNKNOWN airline category</w:t>
+            </w:r>
+          </w:p>
+        </w:tc>
+      </w:tr>
+    </w:tbl>
+    <w:p/>
+    <w:p>
+      <w:r>
+        <w:rPr>
+          <w:b w:val="0"/>
+          <w:i w:val="0"/>
+        </w:rPr>
+        <w:t>Every other data quality count agrees exactly across both: 15 exact duplicate flights, 41 missing plus 31 sentinel airlines, 48 missing plus 30 non-numeric payment amounts, 45 missing plus 30 sentinel booking statuses, 75 duplicate passenger ids and 10 missing surnames. The two implementations therefore read the same defects from the same source and differ only in how one conflicting identifier is treated.</w:t>
+      </w:r>
+    </w:p>
+    <w:p>
+      <w:pPr>
+        <w:pStyle w:val="Heading1"/>
+      </w:pPr>
+      <w:r>
+        <w:rPr>
+          <w:color w:val="1F3A5F"/>
+        </w:rPr>
+        <w:t>12. Error Handling, Logging and Auditability</w:t>
       </w:r>
     </w:p>
     <w:p>
@@ -6673,6 +7253,14 @@
       </w:r>
     </w:p>
     <w:p>
+      <w:pPr>
+        <w:pStyle w:val="ListBullet"/>
+      </w:pPr>
+      <w:r>
+        <w:t>The dashboard surfaces the same audit trail: the Data Quality page itemises all 714 source issue events by table, issue and treatment.</w:t>
+      </w:r>
+    </w:p>
+    <w:p>
       <w:r>
         <w:rPr>
           <w:b w:val="0"/>
@@ -6689,7 +7277,7 @@
         <w:rPr>
           <w:color w:val="1F3A5F"/>
         </w:rPr>
-        <w:t>12. Deliverables</w:t>
+        <w:t>13. Deliverables</w:t>
       </w:r>
     </w:p>
     <w:tbl>
@@ -6985,7 +7573,7 @@
               <w:rPr>
                 <w:sz w:val="18"/>
               </w:rPr>
-              <w:t>Power BI build guide (visuals, DAX, page layout)</w:t>
+              <w:t>Power BI report</w:t>
             </w:r>
           </w:p>
         </w:tc>
@@ -6999,7 +7587,7 @@
               <w:rPr>
                 <w:sz w:val="18"/>
               </w:rPr>
-              <w:t>docs/powerbi_build_guide.md</w:t>
+              <w:t>powerbi/asg_airlines_dashboard.pbix</w:t>
             </w:r>
           </w:p>
         </w:tc>
@@ -7015,7 +7603,7 @@
               <w:rPr>
                 <w:sz w:val="18"/>
               </w:rPr>
-              <w:t>Power BI dashboard and screenshots</w:t>
+              <w:t>Dashboard screenshots, one per page</w:t>
             </w:r>
           </w:p>
         </w:tc>
@@ -7029,7 +7617,7 @@
               <w:rPr>
                 <w:sz w:val="18"/>
               </w:rPr>
-              <w:t>powerbi/</w:t>
+              <w:t>powerbi/screenshots/</w:t>
             </w:r>
           </w:p>
         </w:tc>
@@ -7105,7 +7693,7 @@
               <w:rPr>
                 <w:sz w:val="18"/>
               </w:rPr>
-              <w:t>Test suite</w:t>
+              <w:t>Test suite (11 tests)</w:t>
             </w:r>
           </w:p>
         </w:tc>
